--- a/content/templates/common-paper-professional-services-agreement/template.docx
+++ b/content/templates/common-paper-professional-services-agreement/template.docx
@@ -3328,6 +3328,9 @@
                 <w:szCs w:val="18"/>
               </w:rPr>
             </w:pPr>
+            <w:r>
+              <w:t>{provider_signatory_name}</w:t>
+            </w:r>
           </w:p>
         </w:tc>
         <w:tc>
@@ -3378,6 +3381,9 @@
                 <w:szCs w:val="18"/>
               </w:rPr>
             </w:pPr>
+            <w:r>
+              <w:t>{customer_signatory_name}</w:t>
+            </w:r>
           </w:p>
         </w:tc>
       </w:tr>
@@ -3440,6 +3446,9 @@
                 <w:szCs w:val="18"/>
               </w:rPr>
             </w:pPr>
+            <w:r>
+              <w:t>{provider_signatory_title_display}</w:t>
+            </w:r>
           </w:p>
         </w:tc>
         <w:tc>
@@ -3490,6 +3499,9 @@
                 <w:szCs w:val="18"/>
               </w:rPr>
             </w:pPr>
+            <w:r>
+              <w:t>{customer_signatory_title_display}</w:t>
+            </w:r>
           </w:p>
         </w:tc>
       </w:tr>
@@ -3574,6 +3586,9 @@
                 <w:szCs w:val="18"/>
               </w:rPr>
             </w:pPr>
+            <w:r>
+              <w:t>{provider_signatory_email}</w:t>
+            </w:r>
           </w:p>
         </w:tc>
         <w:tc>
@@ -3624,6 +3639,9 @@
                 <w:szCs w:val="18"/>
               </w:rPr>
             </w:pPr>
+            <w:r>
+              <w:t>{customer_signatory_email}</w:t>
+            </w:r>
           </w:p>
         </w:tc>
       </w:tr>
@@ -10846,6 +10864,9 @@
                 <w:szCs w:val="18"/>
               </w:rPr>
             </w:pPr>
+            <w:r>
+              <w:t>{provider_signatory_name}</w:t>
+            </w:r>
           </w:p>
         </w:tc>
         <w:tc>
@@ -10896,6 +10917,9 @@
                 <w:szCs w:val="18"/>
               </w:rPr>
             </w:pPr>
+            <w:r>
+              <w:t>{customer_signatory_name}</w:t>
+            </w:r>
           </w:p>
         </w:tc>
       </w:tr>
@@ -10958,6 +10982,9 @@
                 <w:szCs w:val="18"/>
               </w:rPr>
             </w:pPr>
+            <w:r>
+              <w:t>{provider_signatory_title_display}</w:t>
+            </w:r>
           </w:p>
         </w:tc>
         <w:tc>
@@ -11008,6 +11035,9 @@
                 <w:szCs w:val="18"/>
               </w:rPr>
             </w:pPr>
+            <w:r>
+              <w:t>{customer_signatory_title_display}</w:t>
+            </w:r>
           </w:p>
         </w:tc>
       </w:tr>
@@ -11092,6 +11122,9 @@
                 <w:szCs w:val="18"/>
               </w:rPr>
             </w:pPr>
+            <w:r>
+              <w:t>{provider_signatory_email}</w:t>
+            </w:r>
           </w:p>
         </w:tc>
         <w:tc>
@@ -11142,6 +11175,9 @@
                 <w:szCs w:val="18"/>
               </w:rPr>
             </w:pPr>
+            <w:r>
+              <w:t>{customer_signatory_email}</w:t>
+            </w:r>
           </w:p>
         </w:tc>
       </w:tr>

--- a/content/templates/common-paper-professional-services-agreement/template.docx
+++ b/content/templates/common-paper-professional-services-agreement/template.docx
@@ -867,19 +867,8 @@
                 <w:szCs w:val="16"/>
                 <w:highlight w:val="yellow"/>
               </w:rPr>
-              <w:t xml:space="preserve">[ </w:t>
-            </w:r>
-            <w:proofErr w:type="gramStart"/>
-            <w:r>
-              <w:rPr>
-                <w:rFonts w:ascii="Arial" w:eastAsia="Arial" w:hAnsi="Arial" w:cs="Arial"/>
-                <w:sz w:val="16"/>
-                <w:szCs w:val="16"/>
-                <w:highlight w:val="yellow"/>
-              </w:rPr>
-              <w:t># ]</w:t>
-            </w:r>
-            <w:proofErr w:type="gramEnd"/>
+              <w:t>{resubmission_period_value}</w:t>
+            </w:r>
             <w:r>
               <w:rPr>
                 <w:rFonts w:ascii="Arial" w:eastAsia="Arial" w:hAnsi="Arial" w:cs="Arial"/>
@@ -962,19 +951,8 @@
                 <w:szCs w:val="16"/>
                 <w:highlight w:val="yellow"/>
               </w:rPr>
-              <w:t xml:space="preserve">[ </w:t>
-            </w:r>
-            <w:proofErr w:type="gramStart"/>
-            <w:r>
-              <w:rPr>
-                <w:rFonts w:ascii="Arial" w:eastAsia="Arial" w:hAnsi="Arial" w:cs="Arial"/>
-                <w:sz w:val="16"/>
-                <w:szCs w:val="16"/>
-                <w:highlight w:val="yellow"/>
-              </w:rPr>
-              <w:t># ]</w:t>
-            </w:r>
-            <w:proofErr w:type="gramEnd"/>
+              <w:t>{term_duration_value}</w:t>
+            </w:r>
             <w:r>
               <w:rPr>
                 <w:rFonts w:ascii="Arial" w:eastAsia="Arial" w:hAnsi="Arial" w:cs="Arial"/>
@@ -2583,7 +2561,7 @@
                 <w:szCs w:val="16"/>
                 <w:highlight w:val="yellow"/>
               </w:rPr>
-              <w:t>[ # ]</w:t>
+              <w:t>{rejection_period_value}</w:t>
             </w:r>
             <w:r>
               <w:rPr>
@@ -2905,7 +2883,7 @@
                 <w:szCs w:val="16"/>
                 <w:highlight w:val="yellow"/>
               </w:rPr>
-              <w:t>{fill_in_value}</w:t>
+              <w:t>{sow_changes_to_standard_terms}</w:t>
             </w:r>
           </w:p>
         </w:tc>
@@ -5853,7 +5831,7 @@
                 <w:szCs w:val="16"/>
                 <w:highlight w:val="yellow"/>
               </w:rPr>
-              <w:t>{fill_in_detail}</w:t>
+              <w:t>{increased_claim_other_detail}</w:t>
             </w:r>
           </w:p>
         </w:tc>
@@ -6759,7 +6737,7 @@
                 <w:szCs w:val="16"/>
                 <w:highlight w:val="yellow"/>
               </w:rPr>
-              <w:t>{fill_in_detail}</w:t>
+              <w:t>{unlimited_claim_other_detail}</w:t>
             </w:r>
           </w:p>
         </w:tc>
@@ -6928,7 +6906,7 @@
                 <w:szCs w:val="16"/>
                 <w:highlight w:val="yellow"/>
               </w:rPr>
-              <w:t>{fill_in_detail}</w:t>
+              <w:t>{additional_warranty_provider_detail}</w:t>
             </w:r>
           </w:p>
           <w:p>
@@ -7011,7 +6989,7 @@
                 <w:szCs w:val="16"/>
                 <w:highlight w:val="yellow"/>
               </w:rPr>
-              <w:t>{fill_in_detail}</w:t>
+              <w:t>{additional_warranty_customer_detail}</w:t>
             </w:r>
           </w:p>
         </w:tc>
@@ -9806,7 +9784,7 @@
                       <w:szCs w:val="16"/>
                       <w:highlight w:val="yellow"/>
                     </w:rPr>
-                    <w:t>{fill_in_detail}</w:t>
+                    <w:t>{other_security_certification}</w:t>
                   </w:r>
                 </w:p>
               </w:tc>
@@ -10451,7 +10429,7 @@
                 <w:szCs w:val="16"/>
                 <w:highlight w:val="yellow"/>
               </w:rPr>
-              <w:t>{fill_in_value}</w:t>
+              <w:t>{changes_to_standard_terms}</w:t>
             </w:r>
           </w:p>
         </w:tc>
